--- a/templates/policies/165PLN.docx
+++ b/templates/policies/165PLN.docx
@@ -15743,7 +15743,7 @@
                 <w:szCs w:val="18"/>
                 <w:lang w:eastAsia="en-US" w:bidi="ar-SA"/>
               </w:rPr>
-              <w:t>InterRisk TU S.A. Vienna Insurance Group {{numer_konta_bankowego}}</w:t>
+              <w:t>InterRisk TU S.A. Vienna Insurance Group</w:t>
             </w:r>
           </w:p>
         </w:tc>
@@ -15779,6 +15779,14 @@
                 <w:szCs w:val="22"/>
                 <w:lang w:val="en-US" w:eastAsia="en-US" w:bidi="ar-SA"/>
               </w:rPr>
+            </w:r>
+            <w:r>
+              <w:rPr>
+                <w:rFonts w:ascii="Arial" w:hAnsi="Arial"/>
+                <w:sz w:val="16"/>
+                <w:szCs w:val="16"/>
+              </w:rPr>
+              <w:t>{{numer_konta_bankowego}}</w:t>
             </w:r>
           </w:p>
         </w:tc>
@@ -27518,7 +27526,7 @@
         <w:rPr>
           <w:spacing w:val="-2"/>
         </w:rPr>
-        <w:t>OLSZTYN,</w:t>
+        <w:t>OLSZTYN, {{data_wystawienia}}</w:t>
       </w:r>
       <w:r>
         <w:rPr>

--- a/templates/policies/165PLN.docx
+++ b/templates/policies/165PLN.docx
@@ -29762,7 +29762,62 @@
                               <w:spacing w:val="-5"/>
                               <w:sz w:val="14"/>
                             </w:rPr>
-                            <w:t>/4</w:t>
+                            <w:t>/</w:t>
+                          </w:r>
+                          <w:r>
+                            <w:rPr>
+                              <w:rFonts w:ascii="Arial" w:hAnsi="Arial"/>
+                              <w:b/>
+                              <w:i/>
+                              <w:color w:val="000000"/>
+                              <w:spacing w:val="-5"/>
+                              <w:sz w:val="14"/>
+                            </w:rPr>
+                            <w:fldChar w:fldCharType="begin"/>
+                          </w:r>
+                          <w:r>
+                            <w:rPr>
+                              <w:rFonts w:ascii="Arial" w:hAnsi="Arial"/>
+                              <w:b/>
+                              <w:i/>
+                              <w:color w:val="000000"/>
+                              <w:spacing w:val="-5"/>
+                              <w:sz w:val="14"/>
+                            </w:rPr>
+                            <w:instrText xml:space="preserve"> NUMPAGES </w:instrText>
+                          </w:r>
+                          <w:r>
+                            <w:rPr>
+                              <w:rFonts w:ascii="Arial" w:hAnsi="Arial"/>
+                              <w:b/>
+                              <w:i/>
+                              <w:color w:val="000000"/>
+                              <w:spacing w:val="-5"/>
+                              <w:sz w:val="14"/>
+                            </w:rPr>
+                            <w:fldChar w:fldCharType="separate"/>
+                          </w:r>
+                          <w:r>
+                            <w:rPr>
+                              <w:rFonts w:ascii="Arial" w:hAnsi="Arial"/>
+                              <w:b/>
+                              <w:i/>
+                              <w:color w:val="000000"/>
+                              <w:spacing w:val="-5"/>
+                              <w:sz w:val="14"/>
+                            </w:rPr>
+                            <w:t>8</w:t>
+                          </w:r>
+                          <w:r>
+                            <w:rPr>
+                              <w:rFonts w:ascii="Arial" w:hAnsi="Arial"/>
+                              <w:b/>
+                              <w:i/>
+                              <w:color w:val="000000"/>
+                              <w:spacing w:val="-5"/>
+                              <w:sz w:val="14"/>
+                            </w:rPr>
+                            <w:fldChar w:fldCharType="end"/>
                           </w:r>
                         </w:p>
                       </w:txbxContent>
@@ -29859,7 +29914,62 @@
                         <w:spacing w:val="-5"/>
                         <w:sz w:val="14"/>
                       </w:rPr>
-                      <w:t>/4</w:t>
+                      <w:t>/</w:t>
+                    </w:r>
+                    <w:r>
+                      <w:rPr>
+                        <w:rFonts w:ascii="Arial" w:hAnsi="Arial"/>
+                        <w:b/>
+                        <w:i/>
+                        <w:color w:val="000000"/>
+                        <w:spacing w:val="-5"/>
+                        <w:sz w:val="14"/>
+                      </w:rPr>
+                      <w:fldChar w:fldCharType="begin"/>
+                    </w:r>
+                    <w:r>
+                      <w:rPr>
+                        <w:rFonts w:ascii="Arial" w:hAnsi="Arial"/>
+                        <w:b/>
+                        <w:i/>
+                        <w:color w:val="000000"/>
+                        <w:spacing w:val="-5"/>
+                        <w:sz w:val="14"/>
+                      </w:rPr>
+                      <w:instrText xml:space="preserve"> NUMPAGES </w:instrText>
+                    </w:r>
+                    <w:r>
+                      <w:rPr>
+                        <w:rFonts w:ascii="Arial" w:hAnsi="Arial"/>
+                        <w:b/>
+                        <w:i/>
+                        <w:color w:val="000000"/>
+                        <w:spacing w:val="-5"/>
+                        <w:sz w:val="14"/>
+                      </w:rPr>
+                      <w:fldChar w:fldCharType="separate"/>
+                    </w:r>
+                    <w:r>
+                      <w:rPr>
+                        <w:rFonts w:ascii="Arial" w:hAnsi="Arial"/>
+                        <w:b/>
+                        <w:i/>
+                        <w:color w:val="000000"/>
+                        <w:spacing w:val="-5"/>
+                        <w:sz w:val="14"/>
+                      </w:rPr>
+                      <w:t>8</w:t>
+                    </w:r>
+                    <w:r>
+                      <w:rPr>
+                        <w:rFonts w:ascii="Arial" w:hAnsi="Arial"/>
+                        <w:b/>
+                        <w:i/>
+                        <w:color w:val="000000"/>
+                        <w:spacing w:val="-5"/>
+                        <w:sz w:val="14"/>
+                      </w:rPr>
+                      <w:fldChar w:fldCharType="end"/>
                     </w:r>
                   </w:p>
                 </w:txbxContent>
@@ -31607,7 +31717,62 @@
                               <w:spacing w:val="-5"/>
                               <w:sz w:val="14"/>
                             </w:rPr>
-                            <w:t>/4</w:t>
+                            <w:t>/</w:t>
+                          </w:r>
+                          <w:r>
+                            <w:rPr>
+                              <w:rFonts w:ascii="Arial" w:hAnsi="Arial"/>
+                              <w:b/>
+                              <w:i/>
+                              <w:color w:val="000000"/>
+                              <w:spacing w:val="-5"/>
+                              <w:sz w:val="14"/>
+                            </w:rPr>
+                            <w:fldChar w:fldCharType="begin"/>
+                          </w:r>
+                          <w:r>
+                            <w:rPr>
+                              <w:rFonts w:ascii="Arial" w:hAnsi="Arial"/>
+                              <w:b/>
+                              <w:i/>
+                              <w:color w:val="000000"/>
+                              <w:spacing w:val="-5"/>
+                              <w:sz w:val="14"/>
+                            </w:rPr>
+                            <w:instrText xml:space="preserve"> NUMPAGES </w:instrText>
+                          </w:r>
+                          <w:r>
+                            <w:rPr>
+                              <w:rFonts w:ascii="Arial" w:hAnsi="Arial"/>
+                              <w:b/>
+                              <w:i/>
+                              <w:color w:val="000000"/>
+                              <w:spacing w:val="-5"/>
+                              <w:sz w:val="14"/>
+                            </w:rPr>
+                            <w:fldChar w:fldCharType="separate"/>
+                          </w:r>
+                          <w:r>
+                            <w:rPr>
+                              <w:rFonts w:ascii="Arial" w:hAnsi="Arial"/>
+                              <w:b/>
+                              <w:i/>
+                              <w:color w:val="000000"/>
+                              <w:spacing w:val="-5"/>
+                              <w:sz w:val="14"/>
+                            </w:rPr>
+                            <w:t>8</w:t>
+                          </w:r>
+                          <w:r>
+                            <w:rPr>
+                              <w:rFonts w:ascii="Arial" w:hAnsi="Arial"/>
+                              <w:b/>
+                              <w:i/>
+                              <w:color w:val="000000"/>
+                              <w:spacing w:val="-5"/>
+                              <w:sz w:val="14"/>
+                            </w:rPr>
+                            <w:fldChar w:fldCharType="end"/>
                           </w:r>
                         </w:p>
                       </w:txbxContent>
@@ -31704,7 +31869,62 @@
                         <w:spacing w:val="-5"/>
                         <w:sz w:val="14"/>
                       </w:rPr>
-                      <w:t>/4</w:t>
+                      <w:t>/</w:t>
+                    </w:r>
+                    <w:r>
+                      <w:rPr>
+                        <w:rFonts w:ascii="Arial" w:hAnsi="Arial"/>
+                        <w:b/>
+                        <w:i/>
+                        <w:color w:val="000000"/>
+                        <w:spacing w:val="-5"/>
+                        <w:sz w:val="14"/>
+                      </w:rPr>
+                      <w:fldChar w:fldCharType="begin"/>
+                    </w:r>
+                    <w:r>
+                      <w:rPr>
+                        <w:rFonts w:ascii="Arial" w:hAnsi="Arial"/>
+                        <w:b/>
+                        <w:i/>
+                        <w:color w:val="000000"/>
+                        <w:spacing w:val="-5"/>
+                        <w:sz w:val="14"/>
+                      </w:rPr>
+                      <w:instrText xml:space="preserve"> NUMPAGES </w:instrText>
+                    </w:r>
+                    <w:r>
+                      <w:rPr>
+                        <w:rFonts w:ascii="Arial" w:hAnsi="Arial"/>
+                        <w:b/>
+                        <w:i/>
+                        <w:color w:val="000000"/>
+                        <w:spacing w:val="-5"/>
+                        <w:sz w:val="14"/>
+                      </w:rPr>
+                      <w:fldChar w:fldCharType="separate"/>
+                    </w:r>
+                    <w:r>
+                      <w:rPr>
+                        <w:rFonts w:ascii="Arial" w:hAnsi="Arial"/>
+                        <w:b/>
+                        <w:i/>
+                        <w:color w:val="000000"/>
+                        <w:spacing w:val="-5"/>
+                        <w:sz w:val="14"/>
+                      </w:rPr>
+                      <w:t>8</w:t>
+                    </w:r>
+                    <w:r>
+                      <w:rPr>
+                        <w:rFonts w:ascii="Arial" w:hAnsi="Arial"/>
+                        <w:b/>
+                        <w:i/>
+                        <w:color w:val="000000"/>
+                        <w:spacing w:val="-5"/>
+                        <w:sz w:val="14"/>
+                      </w:rPr>
+                      <w:fldChar w:fldCharType="end"/>
                     </w:r>
                   </w:p>
                 </w:txbxContent>
